--- a/One-Pagers/CCIG-Benefits-Support-Center-One-Pager.docx
+++ b/One-Pagers/CCIG-Benefits-Support-Center-One-Pager.docx
@@ -28,13 +28,19 @@
               <w:bottom w:val="none" w:color="FFFFFF" w:sz="0"/>
               <w:right w:val="none" w:color="FFFFFF" w:sz="0"/>
             </w:tcBorders>
+            <w:shd w:fill="153243" w:color="auto" w:val="clear"/>
+            <w:tcMar>
+              <w:top w:type="dxa" w:w="220"/>
+              <w:left w:type="dxa" w:w="200"/>
+              <w:bottom w:type="dxa" w:w="220"/>
+            </w:tcMar>
             <w:vAlign w:val="center"/>
           </w:tcPr>
           <w:p>
             <w:r>
               <w:drawing>
                 <wp:inline distT="0" distB="0" distL="0" distR="0">
-                  <wp:extent cx="2057400" cy="571500"/>
+                  <wp:extent cx="1905000" cy="523875"/>
                   <wp:effectExtent t="0" r="0" b="0" l="0"/>
                   <wp:docPr id="1" name="" descr="" title=""/>
                   <wp:cNvGraphicFramePr>
@@ -59,7 +65,7 @@
                         <pic:spPr bwMode="auto">
                           <a:xfrm>
                             <a:off x="0" y="0"/>
-                            <a:ext cx="2057400" cy="571500"/>
+                            <a:ext cx="1905000" cy="523875"/>
                           </a:xfrm>
                           <a:prstGeom prst="rect">
                             <a:avLst/>
@@ -82,8 +88,31 @@
               <w:bottom w:val="none" w:color="FFFFFF" w:sz="0"/>
               <w:right w:val="none" w:color="FFFFFF" w:sz="0"/>
             </w:tcBorders>
+            <w:shd w:fill="153243" w:color="auto" w:val="clear"/>
+            <w:tcMar>
+              <w:top w:type="dxa" w:w="220"/>
+              <w:bottom w:type="dxa" w:w="220"/>
+              <w:right w:type="dxa" w:w="200"/>
+            </w:tcMar>
             <w:vAlign w:val="center"/>
           </w:tcPr>
+          <w:p>
+            <w:pPr>
+              <w:spacing w:after="20"/>
+              <w:jc w:val="right"/>
+            </w:pPr>
+            <w:r>
+              <w:rPr>
+                <w:rFonts w:ascii="Source Sans Pro" w:cs="Source Sans Pro" w:eastAsia="Source Sans Pro" w:hAnsi="Source Sans Pro"/>
+                <w:b/>
+                <w:bCs/>
+                <w:color w:val="FFC666"/>
+                <w:sz w:val="15"/>
+                <w:szCs w:val="15"/>
+              </w:rPr>
+              <w:t xml:space="preserve">EMPLOYEE BENEFITS</w:t>
+            </w:r>
+          </w:p>
           <w:p>
             <w:pPr>
               <w:jc w:val="right"/>
@@ -93,25 +122,9 @@
                 <w:rFonts w:ascii="Source Sans Pro" w:cs="Source Sans Pro" w:eastAsia="Source Sans Pro" w:hAnsi="Source Sans Pro"/>
                 <w:b/>
                 <w:bCs/>
-                <w:color w:val="366E8E"/>
-                <w:sz w:val="15"/>
-                <w:szCs w:val="15"/>
-              </w:rPr>
-              <w:t xml:space="preserve">EMPLOYEE BENEFITS</w:t>
-            </w:r>
-          </w:p>
-          <w:p>
-            <w:pPr>
-              <w:jc w:val="right"/>
-            </w:pPr>
-            <w:r>
-              <w:rPr>
-                <w:rFonts w:ascii="Source Sans Pro" w:cs="Source Sans Pro" w:eastAsia="Source Sans Pro" w:hAnsi="Source Sans Pro"/>
-                <w:b/>
-                <w:bCs/>
-                <w:color w:val="153243"/>
-                <w:sz w:val="19"/>
-                <w:szCs w:val="19"/>
+                <w:color w:val="FFFFFF"/>
+                <w:sz w:val="20"/>
+                <w:szCs w:val="20"/>
               </w:rPr>
               <w:t xml:space="preserve">Benefits Support Center</w:t>
             </w:r>
@@ -121,95 +134,87 @@
     </w:tbl>
     <w:p>
       <w:pPr>
-        <w:pBdr>
-          <w:bottom w:val="single" w:color="8FB24E" w:sz="18" w:space="1"/>
-        </w:pBdr>
-        <w:spacing w:after="200" w:before="80"/>
-      </w:pPr>
-      <w:r>
-        <w:rPr>
-          <w:sz w:val="2"/>
-          <w:szCs w:val="2"/>
-        </w:rPr>
-        <w:t xml:space="preserve"/>
-      </w:r>
-    </w:p>
-    <w:p>
-      <w:pPr>
-        <w:spacing w:after="60"/>
-      </w:pPr>
-      <w:r>
-        <w:rPr>
-          <w:rFonts w:ascii="Source Sans Pro" w:cs="Source Sans Pro" w:eastAsia="Source Sans Pro" w:hAnsi="Source Sans Pro"/>
-          <w:b/>
-          <w:bCs/>
-          <w:color w:val="8FB24E"/>
-          <w:sz w:val="16"/>
-          <w:szCs w:val="16"/>
-        </w:rPr>
-        <w:t xml:space="preserve">BENEFITS SUPPORT CENTER</w:t>
-      </w:r>
-    </w:p>
-    <w:p>
-      <w:pPr>
-        <w:spacing w:after="0"/>
+        <w:shd w:fill="153243" w:color="auto" w:val="clear"/>
+        <w:spacing w:after="0" w:before="0"/>
+      </w:pPr>
+      <w:r>
+        <w:rPr>
+          <w:rFonts w:ascii="Source Sans Pro" w:cs="Source Sans Pro" w:eastAsia="Source Sans Pro" w:hAnsi="Source Sans Pro"/>
+          <w:sz w:val="200"/>
+          <w:szCs w:val="200"/>
+        </w:rPr>
+        <w:t xml:space="preserve"> </w:t>
+      </w:r>
+    </w:p>
+    <w:p>
+      <w:pPr>
+        <w:shd w:fill="153243" w:color="auto" w:val="clear"/>
+        <w:spacing w:after="40" w:before="0"/>
+        <w:jc w:val="center"/>
       </w:pPr>
       <w:r>
         <w:rPr>
           <w:rFonts w:ascii="Playfair Display" w:cs="Playfair Display" w:eastAsia="Playfair Display" w:hAnsi="Playfair Display"/>
           <w:b/>
           <w:bCs/>
-          <w:color w:val="153243"/>
-          <w:sz w:val="46"/>
-          <w:szCs w:val="46"/>
+          <w:i/>
+          <w:iCs/>
+          <w:color w:val="FFFFFF"/>
+          <w:sz w:val="60"/>
+          <w:szCs w:val="60"/>
         </w:rPr>
         <w:t xml:space="preserve">Benefits can be complicated.</w:t>
       </w:r>
     </w:p>
     <w:p>
       <w:pPr>
-        <w:spacing w:after="160"/>
+        <w:shd w:fill="153243" w:color="auto" w:val="clear"/>
+        <w:spacing w:after="0" w:before="0"/>
+        <w:jc w:val="center"/>
       </w:pPr>
       <w:r>
         <w:rPr>
           <w:rFonts w:ascii="Playfair Display" w:cs="Playfair Display" w:eastAsia="Playfair Display" w:hAnsi="Playfair Display"/>
           <w:b/>
           <w:bCs/>
-          <w:color w:val="366E8E"/>
-          <w:sz w:val="46"/>
-          <w:szCs w:val="46"/>
+          <w:i/>
+          <w:iCs/>
+          <w:color w:val="FFFFFF"/>
+          <w:sz w:val="60"/>
+          <w:szCs w:val="60"/>
         </w:rPr>
         <w:t xml:space="preserve">Getting help doesn’t have to be.</w:t>
       </w:r>
     </w:p>
     <w:p>
       <w:pPr>
-        <w:spacing w:after="100"/>
-      </w:pPr>
-      <w:r>
-        <w:rPr>
-          <w:rFonts w:ascii="Source Sans Pro" w:cs="Source Sans Pro" w:eastAsia="Source Sans Pro" w:hAnsi="Source Sans Pro"/>
-          <w:color w:val="2B2B2B"/>
-          <w:sz w:val="22"/>
-          <w:szCs w:val="22"/>
-        </w:rPr>
-        <w:t xml:space="preserve">CCIG is your employer’s employee benefits partner, helping support the benefits and programs available to you.</w:t>
-      </w:r>
-    </w:p>
-    <w:p>
-      <w:pPr>
-        <w:spacing w:after="220"/>
-      </w:pPr>
-      <w:r>
-        <w:rPr>
-          <w:rFonts w:ascii="Source Sans Pro" w:cs="Source Sans Pro" w:eastAsia="Source Sans Pro" w:hAnsi="Source Sans Pro"/>
-          <w:b/>
-          <w:bCs/>
-          <w:color w:val="153243"/>
-          <w:sz w:val="22"/>
-          <w:szCs w:val="22"/>
-        </w:rPr>
-        <w:t xml:space="preserve">Through the CCIG Benefits Support Center, you have access to a real person who can help you understand your benefits, navigate questions, and determine your next step.</w:t>
+        <w:shd w:fill="153243" w:color="auto" w:val="clear"/>
+        <w:spacing w:after="0" w:before="0"/>
+      </w:pPr>
+      <w:r>
+        <w:rPr>
+          <w:rFonts w:ascii="Source Sans Pro" w:cs="Source Sans Pro" w:eastAsia="Source Sans Pro" w:hAnsi="Source Sans Pro"/>
+          <w:sz w:val="220"/>
+          <w:szCs w:val="220"/>
+        </w:rPr>
+        <w:t xml:space="preserve"> </w:t>
+      </w:r>
+    </w:p>
+    <w:p>
+      <w:pPr>
+        <w:spacing w:after="0" w:before="90"/>
+        <w:jc w:val="center"/>
+      </w:pPr>
+      <w:r>
+        <w:rPr>
+          <w:rFonts w:ascii="Source Sans Pro" w:cs="Source Sans Pro" w:eastAsia="Source Sans Pro" w:hAnsi="Source Sans Pro"/>
+          <w:i/>
+          <w:iCs/>
+          <w:color w:val="6B7378"/>
+          <w:sz w:val="15"/>
+          <w:szCs w:val="15"/>
+        </w:rPr>
+        <w:t xml:space="preserve">STOCK IMAGE PLACEHOLDER — replace this navy panel with brand-approved photography; the headline above will sit on top with a navy overlay, as shown.</w:t>
       </w:r>
     </w:p>
     <w:tbl>
@@ -228,52 +233,51 @@
         <w:gridCol w:w="11040"/>
       </w:tblGrid>
       <w:tr>
-        <w:trPr>
-          <w:trHeight w:val="2300" w:hRule="exact"/>
-        </w:trPr>
         <w:tc>
           <w:tcPr>
             <w:tcW w:type="dxa" w:w="11040"/>
             <w:tcBorders>
-              <w:top w:val="dashed" w:color="BFC7CB" w:sz="8"/>
-              <w:left w:val="dashed" w:color="BFC7CB" w:sz="8"/>
-              <w:bottom w:val="dashed" w:color="BFC7CB" w:sz="8"/>
-              <w:right w:val="dashed" w:color="BFC7CB" w:sz="8"/>
+              <w:top w:val="none" w:color="FFFFFF" w:sz="0"/>
+              <w:left w:val="none" w:color="FFFFFF" w:sz="0"/>
+              <w:bottom w:val="none" w:color="FFFFFF" w:sz="0"/>
+              <w:right w:val="none" w:color="FFFFFF" w:sz="0"/>
             </w:tcBorders>
             <w:shd w:fill="EDECED" w:color="auto" w:val="clear"/>
-            <w:vAlign w:val="center"/>
+            <w:tcMar>
+              <w:top w:type="dxa" w:w="200"/>
+              <w:left w:type="dxa" w:w="260"/>
+              <w:bottom w:type="dxa" w:w="200"/>
+              <w:right w:type="dxa" w:w="260"/>
+            </w:tcMar>
           </w:tcPr>
           <w:p>
             <w:pPr>
-              <w:spacing w:after="40"/>
-              <w:jc w:val="center"/>
+              <w:spacing w:after="140"/>
+            </w:pPr>
+            <w:r>
+              <w:rPr>
+                <w:rFonts w:ascii="Source Sans Pro" w:cs="Source Sans Pro" w:eastAsia="Source Sans Pro" w:hAnsi="Source Sans Pro"/>
+                <w:color w:val="333333"/>
+                <w:sz w:val="22"/>
+                <w:szCs w:val="22"/>
+              </w:rPr>
+              <w:t xml:space="preserve">CCIG is your employer’s employee benefits partner, helping support the benefits and programs available to you.</w:t>
+            </w:r>
+          </w:p>
+          <w:p>
+            <w:pPr>
+              <w:spacing w:after="0"/>
             </w:pPr>
             <w:r>
               <w:rPr>
                 <w:rFonts w:ascii="Source Sans Pro" w:cs="Source Sans Pro" w:eastAsia="Source Sans Pro" w:hAnsi="Source Sans Pro"/>
                 <w:b/>
                 <w:bCs/>
-                <w:color w:val="366E8E"/>
-                <w:sz w:val="24"/>
-                <w:szCs w:val="24"/>
-              </w:rPr>
-              <w:t xml:space="preserve">STOCK IMAGE PLACEHOLDER</w:t>
-            </w:r>
-          </w:p>
-          <w:p>
-            <w:pPr>
-              <w:jc w:val="center"/>
-            </w:pPr>
-            <w:r>
-              <w:rPr>
-                <w:rFonts w:ascii="Source Sans Pro" w:cs="Source Sans Pro" w:eastAsia="Source Sans Pro" w:hAnsi="Source Sans Pro"/>
-                <w:i/>
-                <w:iCs/>
-                <w:color w:val="6B7378"/>
-                <w:sz w:val="17"/>
-                <w:szCs w:val="17"/>
-              </w:rPr>
-              <w:t xml:space="preserve">Insert brand-approved photography here (e.g., a support/team image) — recommended 7.6" x 2.3"</w:t>
+                <w:color w:val="153243"/>
+                <w:sz w:val="22"/>
+                <w:szCs w:val="22"/>
+              </w:rPr>
+              <w:t xml:space="preserve">Through the CCIG Benefits Support Center, you have access to a real person who can help you understand your benefits, navigate questions, and determine your next step.</w:t>
             </w:r>
           </w:p>
         </w:tc>
@@ -281,29 +285,50 @@
     </w:tbl>
     <w:p>
       <w:pPr>
-        <w:spacing w:after="220"/>
-      </w:pPr>
-      <w:r>
-        <w:t xml:space="preserve"/>
-      </w:r>
-    </w:p>
-    <w:p>
-      <w:pPr>
-        <w:pBdr>
-          <w:bottom w:val="single" w:color="8FB24E" w:sz="10" w:space="4"/>
-        </w:pBdr>
-        <w:spacing w:after="160"/>
-      </w:pPr>
-      <w:r>
-        <w:rPr>
-          <w:rFonts w:ascii="Playfair Display" w:cs="Playfair Display" w:eastAsia="Playfair Display" w:hAnsi="Playfair Display"/>
+        <w:shd w:fill="153243" w:color="auto" w:val="clear"/>
+        <w:spacing w:after="0" w:before="0"/>
+      </w:pPr>
+      <w:r>
+        <w:rPr>
+          <w:rFonts w:ascii="Source Sans Pro" w:cs="Source Sans Pro" w:eastAsia="Source Sans Pro" w:hAnsi="Source Sans Pro"/>
+          <w:sz w:val="90"/>
+          <w:szCs w:val="90"/>
+        </w:rPr>
+        <w:t xml:space="preserve"> </w:t>
+      </w:r>
+    </w:p>
+    <w:p>
+      <w:pPr>
+        <w:shd w:fill="153243" w:color="auto" w:val="clear"/>
+        <w:spacing w:after="0" w:before="0"/>
+        <w:jc w:val="center"/>
+      </w:pPr>
+      <w:r>
+        <w:rPr>
+          <w:rFonts w:ascii="Source Sans Pro" w:cs="Source Sans Pro" w:eastAsia="Source Sans Pro" w:hAnsi="Source Sans Pro"/>
           <w:b/>
           <w:bCs/>
-          <w:color w:val="153243"/>
-          <w:sz w:val="30"/>
-          <w:szCs w:val="30"/>
-        </w:rPr>
-        <w:t xml:space="preserve">Questions We Can Help Answer</w:t>
+          <w:i w:val="false"/>
+          <w:iCs w:val="false"/>
+          <w:color w:val="FFFFFF"/>
+          <w:sz w:val="26"/>
+          <w:szCs w:val="26"/>
+        </w:rPr>
+        <w:t xml:space="preserve">QUESTIONS WE CAN HELP ANSWER</w:t>
+      </w:r>
+    </w:p>
+    <w:p>
+      <w:pPr>
+        <w:shd w:fill="153243" w:color="auto" w:val="clear"/>
+        <w:spacing w:after="0" w:before="0"/>
+      </w:pPr>
+      <w:r>
+        <w:rPr>
+          <w:rFonts w:ascii="Source Sans Pro" w:cs="Source Sans Pro" w:eastAsia="Source Sans Pro" w:hAnsi="Source Sans Pro"/>
+          <w:sz w:val="90"/>
+          <w:szCs w:val="90"/>
+        </w:rPr>
+        <w:t xml:space="preserve"> </w:t>
       </w:r>
     </w:p>
     <w:tbl>
@@ -328,14 +353,14 @@
             <w:tcW w:type="dxa" w:w="5520"/>
             <w:tcBorders>
               <w:top w:val="none" w:color="FFFFFF" w:sz="0"/>
-              <w:left w:val="single" w:color="8FB24E" w:sz="24" w:space="6"/>
+              <w:left w:val="none" w:color="FFFFFF" w:sz="0"/>
               <w:bottom w:val="none" w:color="FFFFFF" w:sz="0"/>
               <w:right w:val="none" w:color="FFFFFF" w:sz="0"/>
             </w:tcBorders>
             <w:tcMar>
-              <w:top w:type="dxa" w:w="100"/>
-              <w:left w:type="dxa" w:w="200"/>
-              <w:bottom w:type="dxa" w:w="140"/>
+              <w:top w:type="dxa" w:w="120"/>
+              <w:left w:type="dxa" w:w="220"/>
+              <w:bottom w:type="dxa" w:w="160"/>
               <w:right w:type="dxa" w:w="220"/>
             </w:tcMar>
           </w:tcPr>
@@ -348,9 +373,9 @@
                 <w:rFonts w:ascii="Source Sans Pro" w:cs="Source Sans Pro" w:eastAsia="Source Sans Pro" w:hAnsi="Source Sans Pro"/>
                 <w:b/>
                 <w:bCs/>
-                <w:color w:val="153243"/>
-                <w:sz w:val="19"/>
-                <w:szCs w:val="19"/>
+                <w:color w:val="366E8E"/>
+                <w:sz w:val="20"/>
+                <w:szCs w:val="20"/>
               </w:rPr>
               <w:t xml:space="preserve">Not sure what your plan actually covers?</w:t>
             </w:r>
@@ -359,7 +384,7 @@
             <w:r>
               <w:rPr>
                 <w:rFonts w:ascii="Source Sans Pro" w:cs="Source Sans Pro" w:eastAsia="Source Sans Pro" w:hAnsi="Source Sans Pro"/>
-                <w:color w:val="2B2B2B"/>
+                <w:color w:val="333333"/>
                 <w:sz w:val="18"/>
                 <w:szCs w:val="18"/>
               </w:rPr>
@@ -372,14 +397,14 @@
             <w:tcW w:type="dxa" w:w="5520"/>
             <w:tcBorders>
               <w:top w:val="none" w:color="FFFFFF" w:sz="0"/>
-              <w:left w:val="single" w:color="366E8E" w:sz="24" w:space="6"/>
+              <w:left w:val="none" w:color="FFFFFF" w:sz="0"/>
               <w:bottom w:val="none" w:color="FFFFFF" w:sz="0"/>
               <w:right w:val="none" w:color="FFFFFF" w:sz="0"/>
             </w:tcBorders>
             <w:tcMar>
-              <w:top w:type="dxa" w:w="100"/>
-              <w:left w:type="dxa" w:w="200"/>
-              <w:bottom w:type="dxa" w:w="140"/>
+              <w:top w:type="dxa" w:w="120"/>
+              <w:left w:type="dxa" w:w="220"/>
+              <w:bottom w:type="dxa" w:w="160"/>
               <w:right w:type="dxa" w:w="220"/>
             </w:tcMar>
           </w:tcPr>
@@ -392,9 +417,9 @@
                 <w:rFonts w:ascii="Source Sans Pro" w:cs="Source Sans Pro" w:eastAsia="Source Sans Pro" w:hAnsi="Source Sans Pro"/>
                 <w:b/>
                 <w:bCs/>
-                <w:color w:val="153243"/>
-                <w:sz w:val="19"/>
-                <w:szCs w:val="19"/>
+                <w:color w:val="366E8E"/>
+                <w:sz w:val="20"/>
+                <w:szCs w:val="20"/>
               </w:rPr>
               <w:t xml:space="preserve">Have a claim that doesn’t look right?</w:t>
             </w:r>
@@ -403,7 +428,7 @@
             <w:r>
               <w:rPr>
                 <w:rFonts w:ascii="Source Sans Pro" w:cs="Source Sans Pro" w:eastAsia="Source Sans Pro" w:hAnsi="Source Sans Pro"/>
-                <w:color w:val="2B2B2B"/>
+                <w:color w:val="333333"/>
                 <w:sz w:val="18"/>
                 <w:szCs w:val="18"/>
               </w:rPr>
@@ -418,14 +443,14 @@
             <w:tcW w:type="dxa" w:w="5520"/>
             <w:tcBorders>
               <w:top w:val="none" w:color="FFFFFF" w:sz="0"/>
-              <w:left w:val="single" w:color="8FB24E" w:sz="24" w:space="6"/>
+              <w:left w:val="none" w:color="FFFFFF" w:sz="0"/>
               <w:bottom w:val="none" w:color="FFFFFF" w:sz="0"/>
               <w:right w:val="none" w:color="FFFFFF" w:sz="0"/>
             </w:tcBorders>
             <w:tcMar>
-              <w:top w:type="dxa" w:w="100"/>
-              <w:left w:type="dxa" w:w="200"/>
-              <w:bottom w:type="dxa" w:w="140"/>
+              <w:top w:type="dxa" w:w="120"/>
+              <w:left w:type="dxa" w:w="220"/>
+              <w:bottom w:type="dxa" w:w="160"/>
               <w:right w:type="dxa" w:w="220"/>
             </w:tcMar>
           </w:tcPr>
@@ -438,9 +463,9 @@
                 <w:rFonts w:ascii="Source Sans Pro" w:cs="Source Sans Pro" w:eastAsia="Source Sans Pro" w:hAnsi="Source Sans Pro"/>
                 <w:b/>
                 <w:bCs/>
-                <w:color w:val="153243"/>
-                <w:sz w:val="19"/>
-                <w:szCs w:val="19"/>
+                <w:color w:val="366E8E"/>
+                <w:sz w:val="20"/>
+                <w:szCs w:val="20"/>
               </w:rPr>
               <w:t xml:space="preserve">Can’t find the form or benefits information you need?</w:t>
             </w:r>
@@ -449,7 +474,7 @@
             <w:r>
               <w:rPr>
                 <w:rFonts w:ascii="Source Sans Pro" w:cs="Source Sans Pro" w:eastAsia="Source Sans Pro" w:hAnsi="Source Sans Pro"/>
-                <w:color w:val="2B2B2B"/>
+                <w:color w:val="333333"/>
                 <w:sz w:val="18"/>
                 <w:szCs w:val="18"/>
               </w:rPr>
@@ -462,14 +487,14 @@
             <w:tcW w:type="dxa" w:w="5520"/>
             <w:tcBorders>
               <w:top w:val="none" w:color="FFFFFF" w:sz="0"/>
-              <w:left w:val="single" w:color="366E8E" w:sz="24" w:space="6"/>
+              <w:left w:val="none" w:color="FFFFFF" w:sz="0"/>
               <w:bottom w:val="none" w:color="FFFFFF" w:sz="0"/>
               <w:right w:val="none" w:color="FFFFFF" w:sz="0"/>
             </w:tcBorders>
             <w:tcMar>
-              <w:top w:type="dxa" w:w="100"/>
-              <w:left w:type="dxa" w:w="200"/>
-              <w:bottom w:type="dxa" w:w="140"/>
+              <w:top w:type="dxa" w:w="120"/>
+              <w:left w:type="dxa" w:w="220"/>
+              <w:bottom w:type="dxa" w:w="160"/>
               <w:right w:type="dxa" w:w="220"/>
             </w:tcMar>
           </w:tcPr>
@@ -482,9 +507,9 @@
                 <w:rFonts w:ascii="Source Sans Pro" w:cs="Source Sans Pro" w:eastAsia="Source Sans Pro" w:hAnsi="Source Sans Pro"/>
                 <w:b/>
                 <w:bCs/>
-                <w:color w:val="153243"/>
-                <w:sz w:val="19"/>
-                <w:szCs w:val="19"/>
+                <w:color w:val="366E8E"/>
+                <w:sz w:val="20"/>
+                <w:szCs w:val="20"/>
               </w:rPr>
               <w:t xml:space="preserve">Wondering how much your care might cost?</w:t>
             </w:r>
@@ -493,7 +518,7 @@
             <w:r>
               <w:rPr>
                 <w:rFonts w:ascii="Source Sans Pro" w:cs="Source Sans Pro" w:eastAsia="Source Sans Pro" w:hAnsi="Source Sans Pro"/>
-                <w:color w:val="2B2B2B"/>
+                <w:color w:val="333333"/>
                 <w:sz w:val="18"/>
                 <w:szCs w:val="18"/>
               </w:rPr>
@@ -508,14 +533,14 @@
             <w:tcW w:type="dxa" w:w="5520"/>
             <w:tcBorders>
               <w:top w:val="none" w:color="FFFFFF" w:sz="0"/>
-              <w:left w:val="single" w:color="8FB24E" w:sz="24" w:space="6"/>
+              <w:left w:val="none" w:color="FFFFFF" w:sz="0"/>
               <w:bottom w:val="none" w:color="FFFFFF" w:sz="0"/>
               <w:right w:val="none" w:color="FFFFFF" w:sz="0"/>
             </w:tcBorders>
             <w:tcMar>
-              <w:top w:type="dxa" w:w="100"/>
-              <w:left w:type="dxa" w:w="200"/>
-              <w:bottom w:type="dxa" w:w="140"/>
+              <w:top w:type="dxa" w:w="120"/>
+              <w:left w:type="dxa" w:w="220"/>
+              <w:bottom w:type="dxa" w:w="160"/>
               <w:right w:type="dxa" w:w="220"/>
             </w:tcMar>
           </w:tcPr>
@@ -528,9 +553,9 @@
                 <w:rFonts w:ascii="Source Sans Pro" w:cs="Source Sans Pro" w:eastAsia="Source Sans Pro" w:hAnsi="Source Sans Pro"/>
                 <w:b/>
                 <w:bCs/>
-                <w:color w:val="153243"/>
-                <w:sz w:val="19"/>
-                <w:szCs w:val="19"/>
+                <w:color w:val="366E8E"/>
+                <w:sz w:val="20"/>
+                <w:szCs w:val="20"/>
               </w:rPr>
               <w:t xml:space="preserve">Not sure what other benefits are available to you?</w:t>
             </w:r>
@@ -539,7 +564,7 @@
             <w:r>
               <w:rPr>
                 <w:rFonts w:ascii="Source Sans Pro" w:cs="Source Sans Pro" w:eastAsia="Source Sans Pro" w:hAnsi="Source Sans Pro"/>
-                <w:color w:val="2B2B2B"/>
+                <w:color w:val="333333"/>
                 <w:sz w:val="18"/>
                 <w:szCs w:val="18"/>
               </w:rPr>
@@ -552,14 +577,14 @@
             <w:tcW w:type="dxa" w:w="5520"/>
             <w:tcBorders>
               <w:top w:val="none" w:color="FFFFFF" w:sz="0"/>
-              <w:left w:val="single" w:color="366E8E" w:sz="24" w:space="6"/>
+              <w:left w:val="none" w:color="FFFFFF" w:sz="0"/>
               <w:bottom w:val="none" w:color="FFFFFF" w:sz="0"/>
               <w:right w:val="none" w:color="FFFFFF" w:sz="0"/>
             </w:tcBorders>
             <w:tcMar>
-              <w:top w:type="dxa" w:w="100"/>
-              <w:left w:type="dxa" w:w="200"/>
-              <w:bottom w:type="dxa" w:w="140"/>
+              <w:top w:type="dxa" w:w="120"/>
+              <w:left w:type="dxa" w:w="220"/>
+              <w:bottom w:type="dxa" w:w="160"/>
               <w:right w:type="dxa" w:w="220"/>
             </w:tcMar>
           </w:tcPr>
@@ -572,9 +597,9 @@
                 <w:rFonts w:ascii="Source Sans Pro" w:cs="Source Sans Pro" w:eastAsia="Source Sans Pro" w:hAnsi="Source Sans Pro"/>
                 <w:b/>
                 <w:bCs/>
-                <w:color w:val="153243"/>
-                <w:sz w:val="19"/>
-                <w:szCs w:val="19"/>
+                <w:color w:val="366E8E"/>
+                <w:sz w:val="20"/>
+                <w:szCs w:val="20"/>
               </w:rPr>
               <w:t xml:space="preserve">New to the team and not sure when or how to enroll in your benefits?</w:t>
             </w:r>
@@ -583,7 +608,7 @@
             <w:r>
               <w:rPr>
                 <w:rFonts w:ascii="Source Sans Pro" w:cs="Source Sans Pro" w:eastAsia="Source Sans Pro" w:hAnsi="Source Sans Pro"/>
-                <w:color w:val="2B2B2B"/>
+                <w:color w:val="333333"/>
                 <w:sz w:val="18"/>
                 <w:szCs w:val="18"/>
               </w:rPr>
@@ -595,78 +620,10 @@
     </w:tbl>
     <w:p>
       <w:pPr>
-        <w:spacing w:after="220"/>
+        <w:spacing w:after="160"/>
       </w:pPr>
       <w:r>
         <w:t xml:space="preserve"/>
-      </w:r>
-    </w:p>
-    <w:p>
-      <w:pPr>
-        <w:shd w:fill="153243" w:color="auto" w:val="clear"/>
-        <w:spacing w:after="0" w:before="0"/>
-      </w:pPr>
-      <w:r>
-        <w:rPr>
-          <w:rFonts w:ascii="Source Sans Pro" w:cs="Source Sans Pro" w:eastAsia="Source Sans Pro" w:hAnsi="Source Sans Pro"/>
-          <w:sz w:val="40"/>
-          <w:szCs w:val="40"/>
-        </w:rPr>
-        <w:t xml:space="preserve"> </w:t>
-      </w:r>
-    </w:p>
-    <w:p>
-      <w:pPr>
-        <w:shd w:fill="153243" w:color="auto" w:val="clear"/>
-        <w:spacing w:after="60" w:before="0"/>
-        <w:jc w:val="center"/>
-      </w:pPr>
-      <w:r>
-        <w:rPr>
-          <w:rFonts w:ascii="Playfair Display" w:cs="Playfair Display" w:eastAsia="Playfair Display" w:hAnsi="Playfair Display"/>
-          <w:b/>
-          <w:bCs/>
-          <w:i w:val="false"/>
-          <w:iCs w:val="false"/>
-          <w:color w:val="FFFFFF"/>
-          <w:sz w:val="30"/>
-          <w:szCs w:val="30"/>
-        </w:rPr>
-        <w:t xml:space="preserve">Have a Question? Start Here.</w:t>
-      </w:r>
-    </w:p>
-    <w:p>
-      <w:pPr>
-        <w:shd w:fill="153243" w:color="auto" w:val="clear"/>
-        <w:spacing w:after="0" w:before="0"/>
-        <w:jc w:val="center"/>
-      </w:pPr>
-      <w:r>
-        <w:rPr>
-          <w:rFonts w:ascii="Source Sans Pro" w:cs="Source Sans Pro" w:eastAsia="Source Sans Pro" w:hAnsi="Source Sans Pro"/>
-          <w:b w:val="false"/>
-          <w:bCs w:val="false"/>
-          <w:i w:val="false"/>
-          <w:iCs w:val="false"/>
-          <w:color w:val="DCE4E9"/>
-          <w:sz w:val="19"/>
-          <w:szCs w:val="19"/>
-        </w:rPr>
-        <w:t xml:space="preserve">Submit a request to the CCIG Benefits Support Center, and a member of our team will be in touch to help.</w:t>
-      </w:r>
-    </w:p>
-    <w:p>
-      <w:pPr>
-        <w:shd w:fill="153243" w:color="auto" w:val="clear"/>
-        <w:spacing w:after="0" w:before="0"/>
-      </w:pPr>
-      <w:r>
-        <w:rPr>
-          <w:rFonts w:ascii="Source Sans Pro" w:cs="Source Sans Pro" w:eastAsia="Source Sans Pro" w:hAnsi="Source Sans Pro"/>
-          <w:sz w:val="60"/>
-          <w:szCs w:val="60"/>
-        </w:rPr>
-        <w:t xml:space="preserve"> </w:t>
       </w:r>
     </w:p>
     <w:p>
@@ -677,8 +634,8 @@
       <w:r>
         <w:rPr>
           <w:rFonts w:ascii="Source Sans Pro" w:cs="Source Sans Pro" w:eastAsia="Source Sans Pro" w:hAnsi="Source Sans Pro"/>
-          <w:sz w:val="30"/>
-          <w:szCs w:val="30"/>
+          <w:sz w:val="100"/>
+          <w:szCs w:val="100"/>
         </w:rPr>
         <w:t xml:space="preserve"> </w:t>
       </w:r>
@@ -686,7 +643,7 @@
     <w:p>
       <w:pPr>
         <w:shd w:fill="8FB24E" w:color="auto" w:val="clear"/>
-        <w:spacing w:after="0" w:before="0"/>
+        <w:spacing w:after="30" w:before="0"/>
         <w:jc w:val="center"/>
       </w:pPr>
       <w:r>
@@ -707,19 +664,39 @@
       <w:pPr>
         <w:shd w:fill="8FB24E" w:color="auto" w:val="clear"/>
         <w:spacing w:after="0" w:before="0"/>
-      </w:pPr>
-      <w:r>
-        <w:rPr>
-          <w:rFonts w:ascii="Source Sans Pro" w:cs="Source Sans Pro" w:eastAsia="Source Sans Pro" w:hAnsi="Source Sans Pro"/>
-          <w:sz w:val="30"/>
-          <w:szCs w:val="30"/>
+        <w:jc w:val="center"/>
+      </w:pPr>
+      <w:r>
+        <w:rPr>
+          <w:rFonts w:ascii="Source Sans Pro" w:cs="Source Sans Pro" w:eastAsia="Source Sans Pro" w:hAnsi="Source Sans Pro"/>
+          <w:b w:val="false"/>
+          <w:bCs w:val="false"/>
+          <w:i w:val="false"/>
+          <w:iCs w:val="false"/>
+          <w:color w:val="153243"/>
+          <w:sz w:val="19"/>
+          <w:szCs w:val="19"/>
+        </w:rPr>
+        <w:t xml:space="preserve">Submit a request to the CCIG Benefits Support Center, and a member of our team will be in touch to help.</w:t>
+      </w:r>
+    </w:p>
+    <w:p>
+      <w:pPr>
+        <w:shd w:fill="8FB24E" w:color="auto" w:val="clear"/>
+        <w:spacing w:after="0" w:before="0"/>
+      </w:pPr>
+      <w:r>
+        <w:rPr>
+          <w:rFonts w:ascii="Source Sans Pro" w:cs="Source Sans Pro" w:eastAsia="Source Sans Pro" w:hAnsi="Source Sans Pro"/>
+          <w:sz w:val="100"/>
+          <w:szCs w:val="100"/>
         </w:rPr>
         <w:t xml:space="preserve"> </w:t>
       </w:r>
     </w:p>
     <w:p>
       <w:pPr>
-        <w:spacing w:after="0" w:before="120"/>
+        <w:spacing w:after="0" w:before="100"/>
         <w:jc w:val="center"/>
       </w:pPr>
       <w:r>
@@ -736,88 +713,60 @@
     </w:p>
     <w:p>
       <w:pPr>
-        <w:spacing w:after="0" w:before="160"/>
+        <w:spacing w:after="0" w:before="140"/>
       </w:pPr>
       <w:r>
         <w:t xml:space="preserve"/>
       </w:r>
     </w:p>
-    <w:tbl>
-      <w:tblPr>
-        <w:tblW w:type="dxa" w:w="11040"/>
-        <w:tblBorders>
-          <w:top w:val="single" w:color="auto" w:sz="4"/>
-          <w:left w:val="single" w:color="auto" w:sz="4"/>
-          <w:bottom w:val="single" w:color="auto" w:sz="4"/>
-          <w:right w:val="single" w:color="auto" w:sz="4"/>
-          <w:insideH w:val="single" w:color="auto" w:sz="4"/>
-          <w:insideV w:val="single" w:color="auto" w:sz="4"/>
-        </w:tblBorders>
-      </w:tblPr>
-      <w:tblGrid>
-        <w:gridCol w:w="2760"/>
-        <w:gridCol w:w="2760"/>
-        <w:gridCol w:w="2760"/>
-        <w:gridCol w:w="2760"/>
-      </w:tblGrid>
-      <w:tr>
-        <w:trPr>
-          <w:trHeight w:val="90" w:hRule="exact"/>
-        </w:trPr>
-        <w:tc>
-          <w:tcPr>
-            <w:tcW w:type="dxa" w:w="2760"/>
-            <w:tcBorders>
-              <w:top w:val="none" w:color="FFFFFF" w:sz="0"/>
-              <w:left w:val="none" w:color="FFFFFF" w:sz="0"/>
-              <w:bottom w:val="none" w:color="FFFFFF" w:sz="0"/>
-              <w:right w:val="none" w:color="FFFFFF" w:sz="0"/>
-            </w:tcBorders>
-            <w:shd w:fill="8FB24E" w:color="auto" w:val="clear"/>
-          </w:tcPr>
-          <w:p/>
-        </w:tc>
-        <w:tc>
-          <w:tcPr>
-            <w:tcW w:type="dxa" w:w="2760"/>
-            <w:tcBorders>
-              <w:top w:val="none" w:color="FFFFFF" w:sz="0"/>
-              <w:left w:val="none" w:color="FFFFFF" w:sz="0"/>
-              <w:bottom w:val="none" w:color="FFFFFF" w:sz="0"/>
-              <w:right w:val="none" w:color="FFFFFF" w:sz="0"/>
-            </w:tcBorders>
-            <w:shd w:fill="366E8E" w:color="auto" w:val="clear"/>
-          </w:tcPr>
-          <w:p/>
-        </w:tc>
-        <w:tc>
-          <w:tcPr>
-            <w:tcW w:type="dxa" w:w="2760"/>
-            <w:tcBorders>
-              <w:top w:val="none" w:color="FFFFFF" w:sz="0"/>
-              <w:left w:val="none" w:color="FFFFFF" w:sz="0"/>
-              <w:bottom w:val="none" w:color="FFFFFF" w:sz="0"/>
-              <w:right w:val="none" w:color="FFFFFF" w:sz="0"/>
-            </w:tcBorders>
-            <w:shd w:fill="FFC666" w:color="auto" w:val="clear"/>
-          </w:tcPr>
-          <w:p/>
-        </w:tc>
-        <w:tc>
-          <w:tcPr>
-            <w:tcW w:type="dxa" w:w="2760"/>
-            <w:tcBorders>
-              <w:top w:val="none" w:color="FFFFFF" w:sz="0"/>
-              <w:left w:val="none" w:color="FFFFFF" w:sz="0"/>
-              <w:bottom w:val="none" w:color="FFFFFF" w:sz="0"/>
-              <w:right w:val="none" w:color="FFFFFF" w:sz="0"/>
-            </w:tcBorders>
-            <w:shd w:fill="153243" w:color="auto" w:val="clear"/>
-          </w:tcPr>
-          <w:p/>
-        </w:tc>
-      </w:tr>
-    </w:tbl>
+    <w:p>
+      <w:pPr>
+        <w:shd w:fill="153243" w:color="auto" w:val="clear"/>
+        <w:spacing w:after="0" w:before="0"/>
+      </w:pPr>
+      <w:r>
+        <w:rPr>
+          <w:rFonts w:ascii="Source Sans Pro" w:cs="Source Sans Pro" w:eastAsia="Source Sans Pro" w:hAnsi="Source Sans Pro"/>
+          <w:sz w:val="40"/>
+          <w:szCs w:val="40"/>
+        </w:rPr>
+        <w:t xml:space="preserve"> </w:t>
+      </w:r>
+    </w:p>
+    <w:p>
+      <w:pPr>
+        <w:shd w:fill="153243" w:color="auto" w:val="clear"/>
+        <w:spacing w:after="0" w:before="0"/>
+        <w:jc w:val="center"/>
+      </w:pPr>
+      <w:r>
+        <w:rPr>
+          <w:rFonts w:ascii="Source Sans Pro" w:cs="Source Sans Pro" w:eastAsia="Source Sans Pro" w:hAnsi="Source Sans Pro"/>
+          <w:b/>
+          <w:bCs/>
+          <w:i w:val="false"/>
+          <w:iCs w:val="false"/>
+          <w:color w:val="FFFFFF"/>
+          <w:sz w:val="18"/>
+          <w:szCs w:val="18"/>
+        </w:rPr>
+        <w:t xml:space="preserve">thinkccig.com</w:t>
+      </w:r>
+    </w:p>
+    <w:p>
+      <w:pPr>
+        <w:shd w:fill="153243" w:color="auto" w:val="clear"/>
+        <w:spacing w:after="0" w:before="0"/>
+      </w:pPr>
+      <w:r>
+        <w:rPr>
+          <w:rFonts w:ascii="Source Sans Pro" w:cs="Source Sans Pro" w:eastAsia="Source Sans Pro" w:hAnsi="Source Sans Pro"/>
+          <w:sz w:val="40"/>
+          <w:szCs w:val="40"/>
+        </w:rPr>
+        <w:t xml:space="preserve"> </w:t>
+      </w:r>
+    </w:p>
     <w:sectPr>
       <w:pgSz w:w="12240" w:h="15840" w:orient="portrait"/>
       <w:pgMar w:top="600" w:right="600" w:bottom="600" w:left="600" w:header="708" w:footer="708" w:gutter="0"/>
@@ -1007,7 +956,7 @@
     <w:rPrDefault>
       <w:rPr>
         <w:rFonts w:ascii="Source Sans Pro" w:cs="Source Sans Pro" w:eastAsia="Source Sans Pro" w:hAnsi="Source Sans Pro"/>
-        <w:color w:val="2B2B2B"/>
+        <w:color w:val="333333"/>
         <w:sz w:val="20"/>
         <w:szCs w:val="20"/>
       </w:rPr>
